--- a/npadalka_system_info.docx
+++ b/npadalka_system_info.docx
@@ -419,7 +419,7 @@
         <w:rPr>
           <w:rStyle w:val="VerbatimChar"/>
         </w:rPr>
-        <w:t xml:space="preserve">Total Memory (MB): 15990.48</w:t>
+        <w:t xml:space="preserve">Total Memory (MB): 15994.61</w:t>
       </w:r>
       <w:r>
         <w:br/>
@@ -428,7 +428,7 @@
         <w:rPr>
           <w:rStyle w:val="VerbatimChar"/>
         </w:rPr>
-        <w:t xml:space="preserve">Available Memory (MB): 14612.96</w:t>
+        <w:t xml:space="preserve">Available Memory (MB): 14667.47</w:t>
       </w:r>
     </w:p>
     <w:sectPr>
